--- a/docs/卒論(参考資料)/使用するサーバー(Brevo)について/使うメールアドレスとその設定.docx
+++ b/docs/卒論(参考資料)/使用するサーバー(Brevo)について/使うメールアドレスとその設定.docx
@@ -25,15 +25,28 @@
         </w:rPr>
         <w:t xml:space="preserve"> ・・・パスワード「</w:t>
       </w:r>
-      <w:hyperlink r:id="rId7" w:history="1">
-        <w:r>
-          <w:rPr>
-            <w:rStyle w:val="ae"/>
-            <w:rFonts w:hint="eastAsia"/>
-          </w:rPr>
-          <w:t>Account_auth.send_email@7</w:t>
-        </w:r>
-      </w:hyperlink>
+      <w:r>
+        <w:fldChar w:fldCharType="begin"/>
+      </w:r>
+      <w:r>
+        <w:instrText>HYPERLINK "mailto:Account_auth.send_email@7"</w:instrText>
+      </w:r>
+      <w:r>
+        <w:fldChar w:fldCharType="separate"/>
+      </w:r>
+      <w:r>
+        <w:rPr>
+          <w:rStyle w:val="ae"/>
+          <w:rFonts w:hint="eastAsia"/>
+        </w:rPr>
+        <w:t>Account_auth.send_email@7</w:t>
+      </w:r>
+      <w:r>
+        <w:rPr>
+          <w:rStyle w:val="ae"/>
+        </w:rPr>
+        <w:fldChar w:fldCharType="end"/>
+      </w:r>
       <w:r>
         <w:rPr>
           <w:rFonts w:hint="eastAsia"/>
@@ -51,11 +64,19 @@
       </w:r>
     </w:p>
     <w:p>
+      <w:proofErr w:type="spellStart"/>
       <w:r>
         <w:rPr>
           <w:rFonts w:hint="eastAsia"/>
         </w:rPr>
-        <w:t>medi-watch</w:t>
+        <w:t>medi</w:t>
+      </w:r>
+      <w:proofErr w:type="spellEnd"/>
+      <w:r>
+        <w:rPr>
+          <w:rFonts w:hint="eastAsia"/>
+        </w:rPr>
+        <w:t>-watch</w:t>
       </w:r>
     </w:p>
     <w:p/>
@@ -64,21 +85,82 @@
         <w:rPr>
           <w:rFonts w:hint="eastAsia"/>
         </w:rPr>
-        <w:t>[Brevoへの登録情報]</w:t>
-      </w:r>
-    </w:p>
-    <w:p>
-      <w:pPr>
+        <w:t>[</w:t>
+      </w:r>
+      <w:proofErr w:type="spellStart"/>
+      <w:r>
         <w:rPr>
           <w:rFonts w:hint="eastAsia"/>
         </w:rPr>
-      </w:pPr>
-      <w:r>
+        <w:t>Brevo</w:t>
+      </w:r>
+      <w:proofErr w:type="spellEnd"/>
+      <w:r>
+        <w:rPr>
+          <w:rFonts w:hint="eastAsia"/>
+        </w:rPr>
+        <w:t>への登録情報]</w:t>
+      </w:r>
+    </w:p>
+    <w:p>
+      <w:r>
+        <w:rPr>
+          <w:noProof/>
+        </w:rPr>
         <w:drawing>
           <wp:inline distT="0" distB="0" distL="0" distR="0" wp14:anchorId="15E31C68" wp14:editId="056A7313">
             <wp:extent cx="5400040" cy="3697605"/>
             <wp:effectExtent l="0" t="0" r="0" b="0"/>
             <wp:docPr id="1" name="図 1"/>
+            <wp:cNvGraphicFramePr>
+              <a:graphicFrameLocks xmlns:a="http://schemas.openxmlformats.org/drawingml/2006/main" noChangeAspect="1"/>
+            </wp:cNvGraphicFramePr>
+            <a:graphic xmlns:a="http://schemas.openxmlformats.org/drawingml/2006/main">
+              <a:graphicData uri="http://schemas.openxmlformats.org/drawingml/2006/picture">
+                <pic:pic xmlns:pic="http://schemas.openxmlformats.org/drawingml/2006/picture">
+                  <pic:nvPicPr>
+                    <pic:cNvPr id="1" name=""/>
+                    <pic:cNvPicPr/>
+                  </pic:nvPicPr>
+                  <pic:blipFill>
+                    <a:blip r:embed="rId7"/>
+                    <a:stretch>
+                      <a:fillRect/>
+                    </a:stretch>
+                  </pic:blipFill>
+                  <pic:spPr>
+                    <a:xfrm>
+                      <a:off x="0" y="0"/>
+                      <a:ext cx="5400040" cy="3697605"/>
+                    </a:xfrm>
+                    <a:prstGeom prst="rect">
+                      <a:avLst/>
+                    </a:prstGeom>
+                  </pic:spPr>
+                </pic:pic>
+              </a:graphicData>
+            </a:graphic>
+          </wp:inline>
+        </w:drawing>
+      </w:r>
+    </w:p>
+    <w:p/>
+    <w:p>
+      <w:r>
+        <w:rPr>
+          <w:rFonts w:hint="eastAsia"/>
+        </w:rPr>
+        <w:lastRenderedPageBreak/>
+        <w:t>[作成するSMTP Keyの情報]</w:t>
+      </w:r>
+    </w:p>
+    <w:p>
+      <w:r>
+        <w:drawing>
+          <wp:inline distT="0" distB="0" distL="0" distR="0" wp14:anchorId="576DF6AF" wp14:editId="1AE7AF52">
+            <wp:extent cx="5400040" cy="4834255"/>
+            <wp:effectExtent l="0" t="0" r="0" b="4445"/>
+            <wp:docPr id="2" name="図 2"/>
             <wp:cNvGraphicFramePr>
               <a:graphicFrameLocks xmlns:a="http://schemas.openxmlformats.org/drawingml/2006/main" noChangeAspect="1"/>
             </wp:cNvGraphicFramePr>
@@ -98,7 +180,7 @@
                   <pic:spPr>
                     <a:xfrm>
                       <a:off x="0" y="0"/>
-                      <a:ext cx="5400040" cy="3697605"/>
+                      <a:ext cx="5400040" cy="4834255"/>
                     </a:xfrm>
                     <a:prstGeom prst="rect">
                       <a:avLst/>
@@ -111,12 +193,25 @@
         </w:drawing>
       </w:r>
     </w:p>
+    <w:p/>
     <w:p>
       <w:pPr>
         <w:rPr>
           <w:rFonts w:hint="eastAsia"/>
         </w:rPr>
       </w:pPr>
+      <w:r>
+        <w:rPr>
+          <w:rFonts w:hint="eastAsia"/>
+        </w:rPr>
+        <w:t>[SMTP Key]</w:t>
+      </w:r>
+      <w:r>
+        <w:br/>
+      </w:r>
+      <w:r>
+        <w:t>xsmtpsib-cb07a5ad626af7c5c9ae9cea0b8b2bb4e1ad0fb8e4d79d909d8d1c0dc345dc8b-cxYXcC5C3wOJgOJm</w:t>
+      </w:r>
     </w:p>
     <w:sectPr>
       <w:pgSz w:w="11906" w:h="16838"/>
@@ -782,6 +877,7 @@
   <w:style w:type="character" w:default="1" w:styleId="a0">
     <w:name w:val="Default Paragraph Font"/>
     <w:uiPriority w:val="1"/>
+    <w:semiHidden/>
     <w:unhideWhenUsed/>
   </w:style>
   <w:style w:type="table" w:default="1" w:styleId="a1">
